--- a/HTML/iframe/14 - Materials Inspection Request (M.I.R)/MIR.docx
+++ b/HTML/iframe/14 - Materials Inspection Request (M.I.R)/MIR.docx
@@ -58,7 +58,7 @@
     <w:tbl>
       <w:tblPr>
         <w:tblStyle w:val="TableGrid"/>
-        <w:tblW w:w="11055" w:type="dxa"/>
+        <w:tblW w:w="11130" w:type="dxa"/>
         <w:tblInd w:w="-432" w:type="dxa"/>
         <w:tblBorders>
           <w:left w:val="none" w:sz="0" w:space="0" w:color="auto"/>
@@ -69,28 +69,28 @@
         <w:tblLook w:val="01E0" w:firstRow="1" w:lastRow="1" w:firstColumn="1" w:lastColumn="1" w:noHBand="0" w:noVBand="0"/>
       </w:tblPr>
       <w:tblGrid>
-        <w:gridCol w:w="1165"/>
-        <w:gridCol w:w="2223"/>
-        <w:gridCol w:w="385"/>
-        <w:gridCol w:w="1077"/>
-        <w:gridCol w:w="675"/>
-        <w:gridCol w:w="402"/>
-        <w:gridCol w:w="364"/>
-        <w:gridCol w:w="1073"/>
-        <w:gridCol w:w="132"/>
-        <w:gridCol w:w="212"/>
-        <w:gridCol w:w="644"/>
-        <w:gridCol w:w="783"/>
-        <w:gridCol w:w="654"/>
-        <w:gridCol w:w="1266"/>
+        <w:gridCol w:w="1172"/>
+        <w:gridCol w:w="2238"/>
+        <w:gridCol w:w="386"/>
+        <w:gridCol w:w="1083"/>
+        <w:gridCol w:w="683"/>
+        <w:gridCol w:w="400"/>
+        <w:gridCol w:w="371"/>
+        <w:gridCol w:w="1075"/>
+        <w:gridCol w:w="137"/>
+        <w:gridCol w:w="214"/>
+        <w:gridCol w:w="643"/>
+        <w:gridCol w:w="793"/>
+        <w:gridCol w:w="653"/>
+        <w:gridCol w:w="1282"/>
       </w:tblGrid>
       <w:tr>
         <w:trPr>
-          <w:trHeight w:val="1308"/>
+          <w:trHeight w:val="1245"/>
         </w:trPr>
         <w:tc>
           <w:tcPr>
-            <w:tcW w:w="6291" w:type="dxa"/>
+            <w:tcW w:w="6333" w:type="dxa"/>
             <w:gridSpan w:val="7"/>
             <w:tcBorders>
               <w:top w:val="single" w:sz="4" w:space="0" w:color="000000" w:themeColor="text1"/>
@@ -280,7 +280,7 @@
         </w:tc>
         <w:tc>
           <w:tcPr>
-            <w:tcW w:w="4763" w:type="dxa"/>
+            <w:tcW w:w="4796" w:type="dxa"/>
             <w:gridSpan w:val="7"/>
             <w:tcBorders>
               <w:top w:val="single" w:sz="4" w:space="0" w:color="000000" w:themeColor="text1"/>
@@ -446,11 +446,11 @@
           <w:tblLook w:val="04A0" w:firstRow="1" w:lastRow="0" w:firstColumn="1" w:lastColumn="0" w:noHBand="0" w:noVBand="1"/>
         </w:tblPrEx>
         <w:trPr>
-          <w:trHeight w:val="458"/>
+          <w:trHeight w:val="436"/>
         </w:trPr>
         <w:tc>
           <w:tcPr>
-            <w:tcW w:w="6291" w:type="dxa"/>
+            <w:tcW w:w="6333" w:type="dxa"/>
             <w:gridSpan w:val="7"/>
             <w:tcBorders>
               <w:top w:val="single" w:sz="4" w:space="0" w:color="000000" w:themeColor="text1"/>
@@ -496,7 +496,7 @@
         </w:tc>
         <w:tc>
           <w:tcPr>
-            <w:tcW w:w="4763" w:type="dxa"/>
+            <w:tcW w:w="4796" w:type="dxa"/>
             <w:gridSpan w:val="7"/>
             <w:tcBorders>
               <w:top w:val="single" w:sz="4" w:space="0" w:color="000000" w:themeColor="text1"/>
@@ -527,11 +527,11 @@
           <w:tblLook w:val="04A0" w:firstRow="1" w:lastRow="0" w:firstColumn="1" w:lastColumn="0" w:noHBand="0" w:noVBand="1"/>
         </w:tblPrEx>
         <w:trPr>
-          <w:trHeight w:val="416"/>
+          <w:trHeight w:val="396"/>
         </w:trPr>
         <w:tc>
           <w:tcPr>
-            <w:tcW w:w="11055" w:type="dxa"/>
+            <w:tcW w:w="11130" w:type="dxa"/>
             <w:gridSpan w:val="14"/>
             <w:tcBorders>
               <w:top w:val="nil"/>
@@ -577,11 +577,11 @@
           <w:tblLook w:val="04A0" w:firstRow="1" w:lastRow="0" w:firstColumn="1" w:lastColumn="0" w:noHBand="0" w:noVBand="1"/>
         </w:tblPrEx>
         <w:trPr>
-          <w:trHeight w:val="51"/>
+          <w:trHeight w:val="47"/>
         </w:trPr>
         <w:tc>
           <w:tcPr>
-            <w:tcW w:w="6291" w:type="dxa"/>
+            <w:tcW w:w="6333" w:type="dxa"/>
             <w:gridSpan w:val="7"/>
             <w:tcBorders>
               <w:top w:val="single" w:sz="6" w:space="0" w:color="auto"/>
@@ -612,7 +612,7 @@
         </w:tc>
         <w:tc>
           <w:tcPr>
-            <w:tcW w:w="1417" w:type="dxa"/>
+            <w:tcW w:w="1426" w:type="dxa"/>
             <w:gridSpan w:val="3"/>
             <w:tcBorders>
               <w:top w:val="single" w:sz="6" w:space="0" w:color="auto"/>
@@ -634,7 +634,7 @@
         </w:tc>
         <w:tc>
           <w:tcPr>
-            <w:tcW w:w="1427" w:type="dxa"/>
+            <w:tcW w:w="1436" w:type="dxa"/>
             <w:gridSpan w:val="2"/>
             <w:tcBorders>
               <w:top w:val="single" w:sz="6" w:space="0" w:color="auto"/>
@@ -654,7 +654,7 @@
         </w:tc>
         <w:tc>
           <w:tcPr>
-            <w:tcW w:w="1918" w:type="dxa"/>
+            <w:tcW w:w="1933" w:type="dxa"/>
             <w:gridSpan w:val="2"/>
             <w:tcBorders>
               <w:top w:val="single" w:sz="6" w:space="0" w:color="auto"/>
@@ -683,11 +683,11 @@
           <w:tblLook w:val="04A0" w:firstRow="1" w:lastRow="0" w:firstColumn="1" w:lastColumn="0" w:noHBand="0" w:noVBand="1"/>
         </w:tblPrEx>
         <w:trPr>
-          <w:trHeight w:val="308"/>
+          <w:trHeight w:val="293"/>
         </w:trPr>
         <w:tc>
           <w:tcPr>
-            <w:tcW w:w="11055" w:type="dxa"/>
+            <w:tcW w:w="11130" w:type="dxa"/>
             <w:gridSpan w:val="14"/>
             <w:tcBorders>
               <w:top w:val="nil"/>
@@ -765,11 +765,11 @@
           <w:tblLook w:val="04A0" w:firstRow="1" w:lastRow="0" w:firstColumn="1" w:lastColumn="0" w:noHBand="0" w:noVBand="1"/>
         </w:tblPrEx>
         <w:trPr>
-          <w:trHeight w:val="437"/>
+          <w:trHeight w:val="415"/>
         </w:trPr>
         <w:tc>
           <w:tcPr>
-            <w:tcW w:w="1165" w:type="dxa"/>
+            <w:tcW w:w="1172" w:type="dxa"/>
             <w:tcBorders>
               <w:top w:val="single" w:sz="6" w:space="0" w:color="auto"/>
               <w:left w:val="single" w:sz="6" w:space="0" w:color="auto"/>
@@ -829,7 +829,7 @@
         </w:tc>
         <w:tc>
           <w:tcPr>
-            <w:tcW w:w="2608" w:type="dxa"/>
+            <w:tcW w:w="2624" w:type="dxa"/>
             <w:gridSpan w:val="2"/>
             <w:tcBorders>
               <w:top w:val="single" w:sz="6" w:space="0" w:color="auto"/>
@@ -865,7 +865,7 @@
         </w:tc>
         <w:tc>
           <w:tcPr>
-            <w:tcW w:w="1077" w:type="dxa"/>
+            <w:tcW w:w="1083" w:type="dxa"/>
             <w:tcBorders>
               <w:top w:val="single" w:sz="6" w:space="0" w:color="auto"/>
               <w:left w:val="single" w:sz="6" w:space="0" w:color="auto"/>
@@ -925,7 +925,7 @@
         </w:tc>
         <w:tc>
           <w:tcPr>
-            <w:tcW w:w="1077" w:type="dxa"/>
+            <w:tcW w:w="1083" w:type="dxa"/>
             <w:gridSpan w:val="2"/>
             <w:tcBorders>
               <w:top w:val="single" w:sz="6" w:space="0" w:color="auto"/>
@@ -962,7 +962,7 @@
         </w:tc>
         <w:tc>
           <w:tcPr>
-            <w:tcW w:w="1437" w:type="dxa"/>
+            <w:tcW w:w="1446" w:type="dxa"/>
             <w:gridSpan w:val="2"/>
             <w:tcBorders>
               <w:top w:val="single" w:sz="6" w:space="0" w:color="auto"/>
@@ -1022,7 +1022,7 @@
         </w:tc>
         <w:tc>
           <w:tcPr>
-            <w:tcW w:w="988" w:type="dxa"/>
+            <w:tcW w:w="994" w:type="dxa"/>
             <w:gridSpan w:val="3"/>
             <w:tcBorders>
               <w:top w:val="single" w:sz="6" w:space="0" w:color="auto"/>
@@ -1058,7 +1058,7 @@
         </w:tc>
         <w:tc>
           <w:tcPr>
-            <w:tcW w:w="1437" w:type="dxa"/>
+            <w:tcW w:w="1446" w:type="dxa"/>
             <w:gridSpan w:val="2"/>
             <w:tcBorders>
               <w:top w:val="single" w:sz="6" w:space="0" w:color="auto"/>
@@ -1117,7 +1117,7 @@
         </w:tc>
         <w:tc>
           <w:tcPr>
-            <w:tcW w:w="1262" w:type="dxa"/>
+            <w:tcW w:w="1277" w:type="dxa"/>
             <w:tcBorders>
               <w:top w:val="single" w:sz="6" w:space="0" w:color="auto"/>
               <w:left w:val="single" w:sz="6" w:space="0" w:color="auto"/>
@@ -1186,11 +1186,11 @@
           <w:tblLook w:val="04A0" w:firstRow="1" w:lastRow="0" w:firstColumn="1" w:lastColumn="0" w:noHBand="0" w:noVBand="1"/>
         </w:tblPrEx>
         <w:trPr>
-          <w:trHeight w:val="349"/>
+          <w:trHeight w:val="332"/>
         </w:trPr>
         <w:tc>
           <w:tcPr>
-            <w:tcW w:w="1165" w:type="dxa"/>
+            <w:tcW w:w="1172" w:type="dxa"/>
             <w:tcBorders>
               <w:top w:val="single" w:sz="6" w:space="0" w:color="auto"/>
               <w:left w:val="single" w:sz="6" w:space="0" w:color="auto"/>
@@ -1226,7 +1226,7 @@
         </w:tc>
         <w:tc>
           <w:tcPr>
-            <w:tcW w:w="2608" w:type="dxa"/>
+            <w:tcW w:w="2624" w:type="dxa"/>
             <w:gridSpan w:val="2"/>
             <w:tcBorders>
               <w:top w:val="single" w:sz="6" w:space="0" w:color="auto"/>
@@ -1249,7 +1249,7 @@
         </w:tc>
         <w:tc>
           <w:tcPr>
-            <w:tcW w:w="1077" w:type="dxa"/>
+            <w:tcW w:w="1083" w:type="dxa"/>
             <w:tcBorders>
               <w:top w:val="single" w:sz="6" w:space="0" w:color="auto"/>
               <w:left w:val="single" w:sz="6" w:space="0" w:color="auto"/>
@@ -1272,7 +1272,7 @@
         </w:tc>
         <w:tc>
           <w:tcPr>
-            <w:tcW w:w="1077" w:type="dxa"/>
+            <w:tcW w:w="1083" w:type="dxa"/>
             <w:gridSpan w:val="2"/>
             <w:tcBorders>
               <w:top w:val="single" w:sz="6" w:space="0" w:color="auto"/>
@@ -1298,7 +1298,7 @@
         </w:tc>
         <w:tc>
           <w:tcPr>
-            <w:tcW w:w="1437" w:type="dxa"/>
+            <w:tcW w:w="1446" w:type="dxa"/>
             <w:gridSpan w:val="2"/>
             <w:tcBorders>
               <w:top w:val="single" w:sz="6" w:space="0" w:color="auto"/>
@@ -1322,7 +1322,7 @@
         </w:tc>
         <w:tc>
           <w:tcPr>
-            <w:tcW w:w="988" w:type="dxa"/>
+            <w:tcW w:w="994" w:type="dxa"/>
             <w:gridSpan w:val="3"/>
             <w:tcBorders>
               <w:top w:val="single" w:sz="6" w:space="0" w:color="auto"/>
@@ -1346,7 +1346,7 @@
         </w:tc>
         <w:tc>
           <w:tcPr>
-            <w:tcW w:w="1437" w:type="dxa"/>
+            <w:tcW w:w="1446" w:type="dxa"/>
             <w:gridSpan w:val="2"/>
             <w:tcBorders>
               <w:top w:val="single" w:sz="6" w:space="0" w:color="auto"/>
@@ -1370,7 +1370,7 @@
         </w:tc>
         <w:tc>
           <w:tcPr>
-            <w:tcW w:w="1262" w:type="dxa"/>
+            <w:tcW w:w="1277" w:type="dxa"/>
             <w:tcBorders>
               <w:top w:val="single" w:sz="6" w:space="0" w:color="auto"/>
               <w:left w:val="single" w:sz="6" w:space="0" w:color="auto"/>
@@ -1402,11 +1402,11 @@
           <w:tblLook w:val="04A0" w:firstRow="1" w:lastRow="0" w:firstColumn="1" w:lastColumn="0" w:noHBand="0" w:noVBand="1"/>
         </w:tblPrEx>
         <w:trPr>
-          <w:trHeight w:val="358"/>
+          <w:trHeight w:val="340"/>
         </w:trPr>
         <w:tc>
           <w:tcPr>
-            <w:tcW w:w="1165" w:type="dxa"/>
+            <w:tcW w:w="1172" w:type="dxa"/>
             <w:tcBorders>
               <w:top w:val="single" w:sz="6" w:space="0" w:color="auto"/>
               <w:left w:val="single" w:sz="6" w:space="0" w:color="auto"/>
@@ -1442,7 +1442,7 @@
         </w:tc>
         <w:tc>
           <w:tcPr>
-            <w:tcW w:w="2608" w:type="dxa"/>
+            <w:tcW w:w="2624" w:type="dxa"/>
             <w:gridSpan w:val="2"/>
             <w:tcBorders>
               <w:top w:val="single" w:sz="6" w:space="0" w:color="auto"/>
@@ -1467,7 +1467,7 @@
         </w:tc>
         <w:tc>
           <w:tcPr>
-            <w:tcW w:w="1077" w:type="dxa"/>
+            <w:tcW w:w="1083" w:type="dxa"/>
             <w:tcBorders>
               <w:top w:val="single" w:sz="6" w:space="0" w:color="auto"/>
               <w:left w:val="single" w:sz="6" w:space="0" w:color="auto"/>
@@ -1493,7 +1493,7 @@
         </w:tc>
         <w:tc>
           <w:tcPr>
-            <w:tcW w:w="1077" w:type="dxa"/>
+            <w:tcW w:w="1083" w:type="dxa"/>
             <w:gridSpan w:val="2"/>
             <w:tcBorders>
               <w:top w:val="single" w:sz="6" w:space="0" w:color="auto"/>
@@ -1520,7 +1520,7 @@
         </w:tc>
         <w:tc>
           <w:tcPr>
-            <w:tcW w:w="1437" w:type="dxa"/>
+            <w:tcW w:w="1446" w:type="dxa"/>
             <w:gridSpan w:val="2"/>
             <w:tcBorders>
               <w:top w:val="single" w:sz="6" w:space="0" w:color="auto"/>
@@ -1546,7 +1546,7 @@
         </w:tc>
         <w:tc>
           <w:tcPr>
-            <w:tcW w:w="988" w:type="dxa"/>
+            <w:tcW w:w="994" w:type="dxa"/>
             <w:gridSpan w:val="3"/>
             <w:tcBorders>
               <w:top w:val="single" w:sz="6" w:space="0" w:color="auto"/>
@@ -1572,7 +1572,7 @@
         </w:tc>
         <w:tc>
           <w:tcPr>
-            <w:tcW w:w="1437" w:type="dxa"/>
+            <w:tcW w:w="1446" w:type="dxa"/>
             <w:gridSpan w:val="2"/>
             <w:tcBorders>
               <w:top w:val="single" w:sz="6" w:space="0" w:color="auto"/>
@@ -1598,7 +1598,7 @@
         </w:tc>
         <w:tc>
           <w:tcPr>
-            <w:tcW w:w="1262" w:type="dxa"/>
+            <w:tcW w:w="1277" w:type="dxa"/>
             <w:tcBorders>
               <w:top w:val="single" w:sz="6" w:space="0" w:color="auto"/>
               <w:left w:val="single" w:sz="6" w:space="0" w:color="auto"/>
@@ -1633,11 +1633,11 @@
           <w:tblLook w:val="04A0" w:firstRow="1" w:lastRow="0" w:firstColumn="1" w:lastColumn="0" w:noHBand="0" w:noVBand="1"/>
         </w:tblPrEx>
         <w:trPr>
-          <w:trHeight w:val="358"/>
+          <w:trHeight w:val="340"/>
         </w:trPr>
         <w:tc>
           <w:tcPr>
-            <w:tcW w:w="1165" w:type="dxa"/>
+            <w:tcW w:w="1172" w:type="dxa"/>
             <w:tcBorders>
               <w:top w:val="single" w:sz="6" w:space="0" w:color="auto"/>
               <w:left w:val="single" w:sz="6" w:space="0" w:color="auto"/>
@@ -1673,7 +1673,7 @@
         </w:tc>
         <w:tc>
           <w:tcPr>
-            <w:tcW w:w="2608" w:type="dxa"/>
+            <w:tcW w:w="2624" w:type="dxa"/>
             <w:gridSpan w:val="2"/>
             <w:tcBorders>
               <w:top w:val="single" w:sz="6" w:space="0" w:color="auto"/>
@@ -1698,7 +1698,7 @@
         </w:tc>
         <w:tc>
           <w:tcPr>
-            <w:tcW w:w="1077" w:type="dxa"/>
+            <w:tcW w:w="1083" w:type="dxa"/>
             <w:tcBorders>
               <w:top w:val="single" w:sz="6" w:space="0" w:color="auto"/>
               <w:left w:val="single" w:sz="6" w:space="0" w:color="auto"/>
@@ -1724,7 +1724,7 @@
         </w:tc>
         <w:tc>
           <w:tcPr>
-            <w:tcW w:w="1077" w:type="dxa"/>
+            <w:tcW w:w="1083" w:type="dxa"/>
             <w:gridSpan w:val="2"/>
             <w:tcBorders>
               <w:top w:val="single" w:sz="6" w:space="0" w:color="auto"/>
@@ -1751,7 +1751,7 @@
         </w:tc>
         <w:tc>
           <w:tcPr>
-            <w:tcW w:w="1437" w:type="dxa"/>
+            <w:tcW w:w="1446" w:type="dxa"/>
             <w:gridSpan w:val="2"/>
             <w:tcBorders>
               <w:top w:val="single" w:sz="6" w:space="0" w:color="auto"/>
@@ -1777,7 +1777,7 @@
         </w:tc>
         <w:tc>
           <w:tcPr>
-            <w:tcW w:w="988" w:type="dxa"/>
+            <w:tcW w:w="994" w:type="dxa"/>
             <w:gridSpan w:val="3"/>
             <w:tcBorders>
               <w:top w:val="single" w:sz="6" w:space="0" w:color="auto"/>
@@ -1803,7 +1803,7 @@
         </w:tc>
         <w:tc>
           <w:tcPr>
-            <w:tcW w:w="1437" w:type="dxa"/>
+            <w:tcW w:w="1446" w:type="dxa"/>
             <w:gridSpan w:val="2"/>
             <w:tcBorders>
               <w:top w:val="single" w:sz="6" w:space="0" w:color="auto"/>
@@ -1829,7 +1829,7 @@
         </w:tc>
         <w:tc>
           <w:tcPr>
-            <w:tcW w:w="1262" w:type="dxa"/>
+            <w:tcW w:w="1277" w:type="dxa"/>
             <w:tcBorders>
               <w:top w:val="single" w:sz="6" w:space="0" w:color="auto"/>
               <w:left w:val="single" w:sz="6" w:space="0" w:color="auto"/>
@@ -1864,11 +1864,11 @@
           <w:tblLook w:val="04A0" w:firstRow="1" w:lastRow="0" w:firstColumn="1" w:lastColumn="0" w:noHBand="0" w:noVBand="1"/>
         </w:tblPrEx>
         <w:trPr>
-          <w:trHeight w:val="358"/>
+          <w:trHeight w:val="340"/>
         </w:trPr>
         <w:tc>
           <w:tcPr>
-            <w:tcW w:w="1165" w:type="dxa"/>
+            <w:tcW w:w="1172" w:type="dxa"/>
             <w:tcBorders>
               <w:top w:val="single" w:sz="6" w:space="0" w:color="auto"/>
               <w:left w:val="single" w:sz="6" w:space="0" w:color="auto"/>
@@ -1904,7 +1904,7 @@
         </w:tc>
         <w:tc>
           <w:tcPr>
-            <w:tcW w:w="2608" w:type="dxa"/>
+            <w:tcW w:w="2624" w:type="dxa"/>
             <w:gridSpan w:val="2"/>
             <w:tcBorders>
               <w:top w:val="single" w:sz="6" w:space="0" w:color="auto"/>
@@ -1929,7 +1929,7 @@
         </w:tc>
         <w:tc>
           <w:tcPr>
-            <w:tcW w:w="1077" w:type="dxa"/>
+            <w:tcW w:w="1083" w:type="dxa"/>
             <w:tcBorders>
               <w:top w:val="single" w:sz="6" w:space="0" w:color="auto"/>
               <w:left w:val="single" w:sz="6" w:space="0" w:color="auto"/>
@@ -1955,7 +1955,7 @@
         </w:tc>
         <w:tc>
           <w:tcPr>
-            <w:tcW w:w="1077" w:type="dxa"/>
+            <w:tcW w:w="1083" w:type="dxa"/>
             <w:gridSpan w:val="2"/>
             <w:tcBorders>
               <w:top w:val="single" w:sz="6" w:space="0" w:color="auto"/>
@@ -1982,7 +1982,7 @@
         </w:tc>
         <w:tc>
           <w:tcPr>
-            <w:tcW w:w="1437" w:type="dxa"/>
+            <w:tcW w:w="1446" w:type="dxa"/>
             <w:gridSpan w:val="2"/>
             <w:tcBorders>
               <w:top w:val="single" w:sz="6" w:space="0" w:color="auto"/>
@@ -2008,7 +2008,7 @@
         </w:tc>
         <w:tc>
           <w:tcPr>
-            <w:tcW w:w="988" w:type="dxa"/>
+            <w:tcW w:w="994" w:type="dxa"/>
             <w:gridSpan w:val="3"/>
             <w:tcBorders>
               <w:top w:val="single" w:sz="6" w:space="0" w:color="auto"/>
@@ -2034,7 +2034,7 @@
         </w:tc>
         <w:tc>
           <w:tcPr>
-            <w:tcW w:w="1437" w:type="dxa"/>
+            <w:tcW w:w="1446" w:type="dxa"/>
             <w:gridSpan w:val="2"/>
             <w:tcBorders>
               <w:top w:val="single" w:sz="6" w:space="0" w:color="auto"/>
@@ -2060,7 +2060,7 @@
         </w:tc>
         <w:tc>
           <w:tcPr>
-            <w:tcW w:w="1262" w:type="dxa"/>
+            <w:tcW w:w="1277" w:type="dxa"/>
             <w:tcBorders>
               <w:top w:val="single" w:sz="6" w:space="0" w:color="auto"/>
               <w:left w:val="single" w:sz="6" w:space="0" w:color="auto"/>
@@ -2095,11 +2095,11 @@
           <w:tblLook w:val="04A0" w:firstRow="1" w:lastRow="0" w:firstColumn="1" w:lastColumn="0" w:noHBand="0" w:noVBand="1"/>
         </w:tblPrEx>
         <w:trPr>
-          <w:trHeight w:val="358"/>
+          <w:trHeight w:val="340"/>
         </w:trPr>
         <w:tc>
           <w:tcPr>
-            <w:tcW w:w="1165" w:type="dxa"/>
+            <w:tcW w:w="1172" w:type="dxa"/>
             <w:tcBorders>
               <w:top w:val="single" w:sz="6" w:space="0" w:color="auto"/>
               <w:left w:val="single" w:sz="6" w:space="0" w:color="auto"/>
@@ -2135,7 +2135,7 @@
         </w:tc>
         <w:tc>
           <w:tcPr>
-            <w:tcW w:w="2608" w:type="dxa"/>
+            <w:tcW w:w="2624" w:type="dxa"/>
             <w:gridSpan w:val="2"/>
             <w:tcBorders>
               <w:top w:val="single" w:sz="6" w:space="0" w:color="auto"/>
@@ -2160,7 +2160,7 @@
         </w:tc>
         <w:tc>
           <w:tcPr>
-            <w:tcW w:w="1077" w:type="dxa"/>
+            <w:tcW w:w="1083" w:type="dxa"/>
             <w:tcBorders>
               <w:top w:val="single" w:sz="6" w:space="0" w:color="auto"/>
               <w:left w:val="single" w:sz="6" w:space="0" w:color="auto"/>
@@ -2186,7 +2186,7 @@
         </w:tc>
         <w:tc>
           <w:tcPr>
-            <w:tcW w:w="1077" w:type="dxa"/>
+            <w:tcW w:w="1083" w:type="dxa"/>
             <w:gridSpan w:val="2"/>
             <w:tcBorders>
               <w:top w:val="single" w:sz="6" w:space="0" w:color="auto"/>
@@ -2213,7 +2213,7 @@
         </w:tc>
         <w:tc>
           <w:tcPr>
-            <w:tcW w:w="1437" w:type="dxa"/>
+            <w:tcW w:w="1446" w:type="dxa"/>
             <w:gridSpan w:val="2"/>
             <w:tcBorders>
               <w:top w:val="single" w:sz="6" w:space="0" w:color="auto"/>
@@ -2239,7 +2239,7 @@
         </w:tc>
         <w:tc>
           <w:tcPr>
-            <w:tcW w:w="988" w:type="dxa"/>
+            <w:tcW w:w="994" w:type="dxa"/>
             <w:gridSpan w:val="3"/>
             <w:tcBorders>
               <w:top w:val="single" w:sz="6" w:space="0" w:color="auto"/>
@@ -2265,7 +2265,7 @@
         </w:tc>
         <w:tc>
           <w:tcPr>
-            <w:tcW w:w="1437" w:type="dxa"/>
+            <w:tcW w:w="1446" w:type="dxa"/>
             <w:gridSpan w:val="2"/>
             <w:tcBorders>
               <w:top w:val="single" w:sz="6" w:space="0" w:color="auto"/>
@@ -2291,7 +2291,7 @@
         </w:tc>
         <w:tc>
           <w:tcPr>
-            <w:tcW w:w="1262" w:type="dxa"/>
+            <w:tcW w:w="1277" w:type="dxa"/>
             <w:tcBorders>
               <w:top w:val="single" w:sz="6" w:space="0" w:color="auto"/>
               <w:left w:val="single" w:sz="6" w:space="0" w:color="auto"/>
@@ -2326,11 +2326,11 @@
           <w:tblLook w:val="04A0" w:firstRow="1" w:lastRow="0" w:firstColumn="1" w:lastColumn="0" w:noHBand="0" w:noVBand="1"/>
         </w:tblPrEx>
         <w:trPr>
-          <w:trHeight w:val="444"/>
+          <w:trHeight w:val="422"/>
         </w:trPr>
         <w:tc>
           <w:tcPr>
-            <w:tcW w:w="11055" w:type="dxa"/>
+            <w:tcW w:w="11130" w:type="dxa"/>
             <w:gridSpan w:val="14"/>
             <w:tcBorders>
               <w:top w:val="single" w:sz="6" w:space="0" w:color="auto"/>
@@ -2375,11 +2375,11 @@
           <w:tblLook w:val="04A0" w:firstRow="1" w:lastRow="0" w:firstColumn="1" w:lastColumn="0" w:noHBand="0" w:noVBand="1"/>
         </w:tblPrEx>
         <w:trPr>
-          <w:trHeight w:val="996"/>
+          <w:trHeight w:val="948"/>
         </w:trPr>
         <w:tc>
           <w:tcPr>
-            <w:tcW w:w="5525" w:type="dxa"/>
+            <w:tcW w:w="5562" w:type="dxa"/>
             <w:gridSpan w:val="5"/>
             <w:tcBorders>
               <w:top w:val="nil"/>
@@ -2413,7 +2413,7 @@
         </w:tc>
         <w:tc>
           <w:tcPr>
-            <w:tcW w:w="5529" w:type="dxa"/>
+            <w:tcW w:w="5568" w:type="dxa"/>
             <w:gridSpan w:val="9"/>
             <w:tcBorders>
               <w:top w:val="nil"/>
@@ -2538,11 +2538,11 @@
           <w:tblLook w:val="04A0" w:firstRow="1" w:lastRow="0" w:firstColumn="1" w:lastColumn="0" w:noHBand="0" w:noVBand="1"/>
         </w:tblPrEx>
         <w:trPr>
-          <w:trHeight w:val="557"/>
+          <w:trHeight w:val="529"/>
         </w:trPr>
         <w:tc>
           <w:tcPr>
-            <w:tcW w:w="11055" w:type="dxa"/>
+            <w:tcW w:w="11130" w:type="dxa"/>
             <w:gridSpan w:val="14"/>
             <w:tcBorders>
               <w:top w:val="single" w:sz="6" w:space="0" w:color="000000" w:themeColor="text1"/>
@@ -2590,8 +2590,8 @@
           <w:tbl>
             <w:tblPr>
               <w:tblStyle w:val="TableGrid"/>
-              <w:tblW w:w="9988" w:type="dxa"/>
-              <w:tblInd w:w="108" w:type="dxa"/>
+              <w:tblW w:w="10051" w:type="dxa"/>
+              <w:tblInd w:w="109" w:type="dxa"/>
               <w:tblBorders>
                 <w:top w:val="none" w:sz="0" w:space="0" w:color="auto"/>
                 <w:left w:val="none" w:sz="0" w:space="0" w:color="auto"/>
@@ -2604,18 +2604,18 @@
               <w:tblLook w:val="04A0" w:firstRow="1" w:lastRow="0" w:firstColumn="1" w:lastColumn="0" w:noHBand="0" w:noVBand="1"/>
             </w:tblPr>
             <w:tblGrid>
-              <w:gridCol w:w="2200"/>
-              <w:gridCol w:w="2839"/>
-              <w:gridCol w:w="2452"/>
-              <w:gridCol w:w="2497"/>
+              <w:gridCol w:w="2213"/>
+              <w:gridCol w:w="2857"/>
+              <w:gridCol w:w="2468"/>
+              <w:gridCol w:w="2513"/>
             </w:tblGrid>
             <w:tr>
               <w:trPr>
-                <w:trHeight w:val="294"/>
+                <w:trHeight w:val="279"/>
               </w:trPr>
               <w:tc>
                 <w:tcPr>
-                  <w:tcW w:w="2200" w:type="dxa"/>
+                  <w:tcW w:w="2213" w:type="dxa"/>
                   <w:vAlign w:val="center"/>
                 </w:tcPr>
                 <w:p>
@@ -2674,7 +2674,7 @@
               </w:tc>
               <w:tc>
                 <w:tcPr>
-                  <w:tcW w:w="2839" w:type="dxa"/>
+                  <w:tcW w:w="2857" w:type="dxa"/>
                   <w:vAlign w:val="center"/>
                 </w:tcPr>
                 <w:p>
@@ -2702,7 +2702,7 @@
               </w:tc>
               <w:tc>
                 <w:tcPr>
-                  <w:tcW w:w="2452" w:type="dxa"/>
+                  <w:tcW w:w="2468" w:type="dxa"/>
                   <w:vAlign w:val="center"/>
                 </w:tcPr>
                 <w:p>
@@ -2730,7 +2730,7 @@
               </w:tc>
               <w:tc>
                 <w:tcPr>
-                  <w:tcW w:w="2497" w:type="dxa"/>
+                  <w:tcW w:w="2513" w:type="dxa"/>
                   <w:vAlign w:val="center"/>
                 </w:tcPr>
                 <w:p>
@@ -2786,11 +2786,11 @@
           <w:tblLook w:val="04A0" w:firstRow="1" w:lastRow="0" w:firstColumn="1" w:lastColumn="0" w:noHBand="0" w:noVBand="1"/>
         </w:tblPrEx>
         <w:trPr>
-          <w:trHeight w:val="76"/>
+          <w:trHeight w:val="72"/>
         </w:trPr>
         <w:tc>
           <w:tcPr>
-            <w:tcW w:w="11055" w:type="dxa"/>
+            <w:tcW w:w="11130" w:type="dxa"/>
             <w:gridSpan w:val="14"/>
             <w:tcBorders>
               <w:top w:val="nil"/>
@@ -2829,11 +2829,11 @@
           <w:tblLook w:val="04A0" w:firstRow="1" w:lastRow="0" w:firstColumn="1" w:lastColumn="0" w:noHBand="0" w:noVBand="1"/>
         </w:tblPrEx>
         <w:trPr>
-          <w:trHeight w:val="326"/>
+          <w:trHeight w:val="309"/>
         </w:trPr>
         <w:tc>
           <w:tcPr>
-            <w:tcW w:w="3388" w:type="dxa"/>
+            <w:tcW w:w="3410" w:type="dxa"/>
             <w:gridSpan w:val="2"/>
             <w:tcBorders>
               <w:top w:val="single" w:sz="12" w:space="0" w:color="000000" w:themeColor="text1"/>
@@ -2864,7 +2864,7 @@
         </w:tc>
         <w:tc>
           <w:tcPr>
-            <w:tcW w:w="4108" w:type="dxa"/>
+            <w:tcW w:w="4135" w:type="dxa"/>
             <w:gridSpan w:val="7"/>
             <w:tcBorders>
               <w:top w:val="single" w:sz="12" w:space="0" w:color="000000" w:themeColor="text1"/>
@@ -2885,7 +2885,7 @@
         </w:tc>
         <w:tc>
           <w:tcPr>
-            <w:tcW w:w="3558" w:type="dxa"/>
+            <w:tcW w:w="3584" w:type="dxa"/>
             <w:gridSpan w:val="5"/>
             <w:tcBorders>
               <w:top w:val="single" w:sz="12" w:space="0" w:color="000000" w:themeColor="text1"/>
@@ -2918,11 +2918,11 @@
           <w:tblLook w:val="04A0" w:firstRow="1" w:lastRow="0" w:firstColumn="1" w:lastColumn="0" w:noHBand="0" w:noVBand="1"/>
         </w:tblPrEx>
         <w:trPr>
-          <w:trHeight w:val="3799"/>
+          <w:trHeight w:val="3619"/>
         </w:trPr>
         <w:tc>
           <w:tcPr>
-            <w:tcW w:w="11055" w:type="dxa"/>
+            <w:tcW w:w="11130" w:type="dxa"/>
             <w:gridSpan w:val="14"/>
             <w:tcBorders>
               <w:top w:val="nil"/>
@@ -3284,162 +3284,291 @@
         <w:docPartUnique/>
       </w:docPartObj>
     </w:sdtPr>
+    <w:sdtEndPr>
+      <w:rPr>
+        <w:rFonts w:eastAsia="Times New Roman" w:cstheme="minorHAnsi"/>
+        <w:sz w:val="18"/>
+        <w:szCs w:val="18"/>
+        <w:lang w:bidi="ar-SA"/>
+      </w:rPr>
+    </w:sdtEndPr>
     <w:sdtContent>
-      <w:sdt>
-        <w:sdtPr>
+      <w:p>
+        <w:pPr>
+          <w:spacing w:before="120" w:after="200"/>
+          <w:outlineLvl w:val="0"/>
           <w:rPr>
-            <w:rFonts w:asciiTheme="minorHAnsi" w:eastAsiaTheme="minorHAnsi" w:hAnsiTheme="minorHAnsi" w:cstheme="minorBidi"/>
-            <w:sz w:val="22"/>
-            <w:szCs w:val="22"/>
-            <w:lang w:bidi="en-US"/>
+            <w:rFonts w:asciiTheme="minorHAnsi" w:hAnsiTheme="minorHAnsi" w:cstheme="minorHAnsi"/>
+            <w:sz w:val="18"/>
+            <w:szCs w:val="18"/>
           </w:rPr>
-          <w:id w:val="-1769616900"/>
-          <w:docPartObj>
-            <w:docPartGallery w:val="Page Numbers (Top of Page)"/>
-            <w:docPartUnique/>
-          </w:docPartObj>
-        </w:sdtPr>
-        <w:sdtContent>
-          <w:p>
-            <w:pPr>
-              <w:spacing w:before="120" w:after="200"/>
-              <w:outlineLvl w:val="0"/>
-              <w:rPr>
-                <w:rFonts w:asciiTheme="minorHAnsi" w:hAnsiTheme="minorHAnsi" w:cstheme="minorHAnsi"/>
-                <w:sz w:val="18"/>
-                <w:szCs w:val="18"/>
-              </w:rPr>
-            </w:pPr>
-          </w:p>
-          <w:p>
-            <w:pPr>
-              <w:pStyle w:val="Footer"/>
-              <w:ind w:right="188"/>
-              <w:jc w:val="right"/>
-            </w:pPr>
-            <w:r>
-              <w:rPr>
-                <w:rFonts w:asciiTheme="minorBidi" w:hAnsiTheme="minorBidi"/>
-                <w:sz w:val="16"/>
-                <w:szCs w:val="16"/>
-              </w:rPr>
-              <w:t xml:space="preserve">Page </w:t>
-            </w:r>
-            <w:r>
-              <w:rPr>
-                <w:rFonts w:asciiTheme="minorBidi" w:hAnsiTheme="minorBidi"/>
-                <w:b/>
-                <w:bCs/>
-                <w:sz w:val="16"/>
-                <w:szCs w:val="16"/>
-              </w:rPr>
-              <w:fldChar w:fldCharType="begin"/>
-            </w:r>
-            <w:r>
-              <w:rPr>
-                <w:rFonts w:asciiTheme="minorBidi" w:hAnsiTheme="minorBidi"/>
-                <w:b/>
-                <w:bCs/>
-                <w:sz w:val="16"/>
-                <w:szCs w:val="16"/>
-              </w:rPr>
-              <w:instrText xml:space="preserve"> PAGE </w:instrText>
-            </w:r>
-            <w:r>
-              <w:rPr>
-                <w:rFonts w:asciiTheme="minorBidi" w:hAnsiTheme="minorBidi"/>
-                <w:b/>
-                <w:bCs/>
-                <w:sz w:val="16"/>
-                <w:szCs w:val="16"/>
-              </w:rPr>
-              <w:fldChar w:fldCharType="separate"/>
-            </w:r>
-            <w:r>
-              <w:rPr>
-                <w:rFonts w:asciiTheme="minorBidi" w:hAnsiTheme="minorBidi"/>
-                <w:b/>
-                <w:bCs/>
-                <w:noProof/>
-                <w:sz w:val="16"/>
-                <w:szCs w:val="16"/>
-              </w:rPr>
-              <w:t>1</w:t>
-            </w:r>
-            <w:r>
-              <w:rPr>
-                <w:rFonts w:asciiTheme="minorBidi" w:hAnsiTheme="minorBidi"/>
-                <w:b/>
-                <w:bCs/>
-                <w:sz w:val="16"/>
-                <w:szCs w:val="16"/>
-              </w:rPr>
-              <w:fldChar w:fldCharType="end"/>
-            </w:r>
-            <w:r>
-              <w:rPr>
-                <w:rFonts w:asciiTheme="minorBidi" w:hAnsiTheme="minorBidi"/>
-                <w:sz w:val="16"/>
-                <w:szCs w:val="16"/>
-              </w:rPr>
-              <w:t xml:space="preserve"> of </w:t>
-            </w:r>
-            <w:r>
-              <w:rPr>
-                <w:rFonts w:asciiTheme="minorBidi" w:hAnsiTheme="minorBidi"/>
-                <w:b/>
-                <w:bCs/>
-                <w:sz w:val="16"/>
-                <w:szCs w:val="16"/>
-              </w:rPr>
-              <w:fldChar w:fldCharType="begin"/>
-            </w:r>
-            <w:r>
-              <w:rPr>
-                <w:rFonts w:asciiTheme="minorBidi" w:hAnsiTheme="minorBidi"/>
-                <w:b/>
-                <w:bCs/>
-                <w:sz w:val="16"/>
-                <w:szCs w:val="16"/>
-              </w:rPr>
-              <w:instrText xml:space="preserve"> NUMPAGES  </w:instrText>
-            </w:r>
-            <w:r>
-              <w:rPr>
-                <w:rFonts w:asciiTheme="minorBidi" w:hAnsiTheme="minorBidi"/>
-                <w:b/>
-                <w:bCs/>
-                <w:sz w:val="16"/>
-                <w:szCs w:val="16"/>
-              </w:rPr>
-              <w:fldChar w:fldCharType="separate"/>
-            </w:r>
-            <w:r>
-              <w:rPr>
-                <w:rFonts w:asciiTheme="minorBidi" w:hAnsiTheme="minorBidi"/>
-                <w:b/>
-                <w:bCs/>
-                <w:noProof/>
-                <w:sz w:val="16"/>
-                <w:szCs w:val="16"/>
-              </w:rPr>
-              <w:t>1</w:t>
-            </w:r>
-            <w:r>
-              <w:rPr>
-                <w:rFonts w:asciiTheme="minorBidi" w:hAnsiTheme="minorBidi"/>
-                <w:b/>
-                <w:bCs/>
-                <w:sz w:val="16"/>
-                <w:szCs w:val="16"/>
-              </w:rPr>
-              <w:fldChar w:fldCharType="end"/>
-            </w:r>
-          </w:p>
-        </w:sdtContent>
-      </w:sdt>
+        </w:pPr>
+      </w:p>
     </w:sdtContent>
   </w:sdt>
+  <w:p>
+    <w:pPr>
+      <w:jc w:val="center"/>
+      <w:rPr>
+        <w:rFonts w:asciiTheme="minorHAnsi" w:eastAsiaTheme="minorHAnsi" w:hAnsiTheme="minorHAnsi" w:cstheme="minorBidi"/>
+        <w:noProof/>
+        <w:color w:val="1F497D" w:themeColor="text2"/>
+        <w:sz w:val="40"/>
+        <w:szCs w:val="40"/>
+      </w:rPr>
+    </w:pPr>
+    <w:r>
+      <w:rPr>
+        <w:noProof/>
+        <w:color w:val="1F497D" w:themeColor="text2"/>
+        <w:sz w:val="44"/>
+        <w:szCs w:val="44"/>
+      </w:rPr>
+      <w:drawing>
+        <wp:anchor distT="0" distB="0" distL="114300" distR="114300" simplePos="0" relativeHeight="251667456" behindDoc="1" locked="0" layoutInCell="1" allowOverlap="1" wp14:anchorId="086892FE" wp14:editId="2EDBDE89">
+          <wp:simplePos x="0" y="0"/>
+          <wp:positionH relativeFrom="margin">
+            <wp:posOffset>5443220</wp:posOffset>
+          </wp:positionH>
+          <wp:positionV relativeFrom="paragraph">
+            <wp:posOffset>-373380</wp:posOffset>
+          </wp:positionV>
+          <wp:extent cx="1242060" cy="971550"/>
+          <wp:effectExtent l="0" t="0" r="0" b="0"/>
+          <wp:wrapTight wrapText="bothSides">
+            <wp:wrapPolygon edited="0">
+              <wp:start x="9276" y="1694"/>
+              <wp:lineTo x="6294" y="3388"/>
+              <wp:lineTo x="4969" y="5506"/>
+              <wp:lineTo x="4969" y="9318"/>
+              <wp:lineTo x="2982" y="13129"/>
+              <wp:lineTo x="2650" y="16094"/>
+              <wp:lineTo x="4307" y="17788"/>
+              <wp:lineTo x="16896" y="17788"/>
+              <wp:lineTo x="18883" y="16094"/>
+              <wp:lineTo x="18221" y="13553"/>
+              <wp:lineTo x="16233" y="9318"/>
+              <wp:lineTo x="16564" y="6353"/>
+              <wp:lineTo x="14908" y="3388"/>
+              <wp:lineTo x="11926" y="1694"/>
+              <wp:lineTo x="9276" y="1694"/>
+            </wp:wrapPolygon>
+          </wp:wrapTight>
+          <wp:docPr id="699793620" name="Picture 3"/>
+          <wp:cNvGraphicFramePr>
+            <a:graphicFrameLocks xmlns:a="http://schemas.openxmlformats.org/drawingml/2006/main" noChangeAspect="1"/>
+          </wp:cNvGraphicFramePr>
+          <a:graphic xmlns:a="http://schemas.openxmlformats.org/drawingml/2006/main">
+            <a:graphicData uri="http://schemas.openxmlformats.org/drawingml/2006/picture">
+              <pic:pic xmlns:pic="http://schemas.openxmlformats.org/drawingml/2006/picture">
+                <pic:nvPicPr>
+                  <pic:cNvPr id="1673798688" name="Picture 1673798688"/>
+                  <pic:cNvPicPr/>
+                </pic:nvPicPr>
+                <pic:blipFill>
+                  <a:blip r:embed="rId1">
+                    <a:extLst>
+                      <a:ext uri="{28A0092B-C50C-407E-A947-70E740481C1C}">
+                        <a14:useLocalDpi xmlns:a14="http://schemas.microsoft.com/office/drawing/2010/main" val="0"/>
+                      </a:ext>
+                    </a:extLst>
+                  </a:blip>
+                  <a:stretch>
+                    <a:fillRect/>
+                  </a:stretch>
+                </pic:blipFill>
+                <pic:spPr>
+                  <a:xfrm>
+                    <a:off x="0" y="0"/>
+                    <a:ext cx="1242060" cy="971550"/>
+                  </a:xfrm>
+                  <a:prstGeom prst="rect">
+                    <a:avLst/>
+                  </a:prstGeom>
+                  <a:effectLst>
+                    <a:innerShdw blurRad="63500" dist="50800" dir="16200000">
+                      <a:prstClr val="black">
+                        <a:alpha val="50000"/>
+                      </a:prstClr>
+                    </a:innerShdw>
+                  </a:effectLst>
+                </pic:spPr>
+              </pic:pic>
+            </a:graphicData>
+          </a:graphic>
+          <wp14:sizeRelH relativeFrom="margin">
+            <wp14:pctWidth>0</wp14:pctWidth>
+          </wp14:sizeRelH>
+          <wp14:sizeRelV relativeFrom="margin">
+            <wp14:pctHeight>0</wp14:pctHeight>
+          </wp14:sizeRelV>
+        </wp:anchor>
+      </w:drawing>
+    </w:r>
+    <w:r>
+      <w:rPr>
+        <w:noProof/>
+        <w:color w:val="1F497D" w:themeColor="text2"/>
+        <w:sz w:val="44"/>
+        <w:szCs w:val="44"/>
+      </w:rPr>
+      <w:drawing>
+        <wp:anchor distT="0" distB="0" distL="114300" distR="114300" simplePos="0" relativeHeight="251668480" behindDoc="1" locked="0" layoutInCell="1" allowOverlap="1" wp14:anchorId="43F4F374" wp14:editId="272C8022">
+          <wp:simplePos x="0" y="0"/>
+          <wp:positionH relativeFrom="column">
+            <wp:posOffset>-194945</wp:posOffset>
+          </wp:positionH>
+          <wp:positionV relativeFrom="paragraph">
+            <wp:posOffset>-252095</wp:posOffset>
+          </wp:positionV>
+          <wp:extent cx="699135" cy="699135"/>
+          <wp:effectExtent l="0" t="0" r="5715" b="5715"/>
+          <wp:wrapTight wrapText="bothSides">
+            <wp:wrapPolygon edited="0">
+              <wp:start x="0" y="0"/>
+              <wp:lineTo x="0" y="21188"/>
+              <wp:lineTo x="21188" y="21188"/>
+              <wp:lineTo x="21188" y="0"/>
+              <wp:lineTo x="0" y="0"/>
+            </wp:wrapPolygon>
+          </wp:wrapTight>
+          <wp:docPr id="71918742" name="Picture 16"/>
+          <wp:cNvGraphicFramePr>
+            <a:graphicFrameLocks xmlns:a="http://schemas.openxmlformats.org/drawingml/2006/main" noChangeAspect="1"/>
+          </wp:cNvGraphicFramePr>
+          <a:graphic xmlns:a="http://schemas.openxmlformats.org/drawingml/2006/main">
+            <a:graphicData uri="http://schemas.openxmlformats.org/drawingml/2006/picture">
+              <pic:pic xmlns:pic="http://schemas.openxmlformats.org/drawingml/2006/picture">
+                <pic:nvPicPr>
+                  <pic:cNvPr id="71918742" name="Picture 71918742"/>
+                  <pic:cNvPicPr/>
+                </pic:nvPicPr>
+                <pic:blipFill>
+                  <a:blip r:embed="rId2">
+                    <a:extLst>
+                      <a:ext uri="{28A0092B-C50C-407E-A947-70E740481C1C}">
+                        <a14:useLocalDpi xmlns:a14="http://schemas.microsoft.com/office/drawing/2010/main" val="0"/>
+                      </a:ext>
+                    </a:extLst>
+                  </a:blip>
+                  <a:stretch>
+                    <a:fillRect/>
+                  </a:stretch>
+                </pic:blipFill>
+                <pic:spPr>
+                  <a:xfrm>
+                    <a:off x="0" y="0"/>
+                    <a:ext cx="699135" cy="699135"/>
+                  </a:xfrm>
+                  <a:prstGeom prst="rect">
+                    <a:avLst/>
+                  </a:prstGeom>
+                </pic:spPr>
+              </pic:pic>
+            </a:graphicData>
+          </a:graphic>
+          <wp14:sizeRelH relativeFrom="margin">
+            <wp14:pctWidth>0</wp14:pctWidth>
+          </wp14:sizeRelH>
+          <wp14:sizeRelV relativeFrom="margin">
+            <wp14:pctHeight>0</wp14:pctHeight>
+          </wp14:sizeRelV>
+        </wp:anchor>
+      </w:drawing>
+    </w:r>
+    <w:hyperlink r:id="rId3" w:history="1">
+      <w:r>
+        <w:rPr>
+          <w:rStyle w:val="Hyperlink"/>
+          <w:rFonts w:asciiTheme="minorHAnsi" w:eastAsiaTheme="minorHAnsi" w:hAnsiTheme="minorHAnsi" w:cstheme="minorBidi"/>
+          <w:noProof/>
+          <w:color w:val="1F497D" w:themeColor="text2"/>
+          <w:sz w:val="40"/>
+          <w:szCs w:val="40"/>
+        </w:rPr>
+        <w:t xml:space="preserve">Mostanad </w:t>
+      </w:r>
+      <w:r>
+        <w:rPr>
+          <w:rStyle w:val="Hyperlink"/>
+          <w:rFonts w:asciiTheme="minorHAnsi" w:eastAsiaTheme="minorHAnsi" w:hAnsiTheme="minorHAnsi" w:cstheme="minorBidi"/>
+          <w:noProof/>
+          <w:color w:val="1F497D" w:themeColor="text2"/>
+          <w:sz w:val="40"/>
+          <w:szCs w:val="40"/>
+        </w:rPr>
+        <w:t>A</w:t>
+      </w:r>
+      <w:r>
+        <w:rPr>
+          <w:rStyle w:val="Hyperlink"/>
+          <w:rFonts w:asciiTheme="minorHAnsi" w:eastAsiaTheme="minorHAnsi" w:hAnsiTheme="minorHAnsi" w:cstheme="minorBidi"/>
+          <w:noProof/>
+          <w:color w:val="1F497D" w:themeColor="text2"/>
+          <w:sz w:val="40"/>
+          <w:szCs w:val="40"/>
+        </w:rPr>
+        <w:t xml:space="preserve">cademy | </w:t>
+      </w:r>
+      <w:r>
+        <w:rPr>
+          <w:rStyle w:val="Hyperlink"/>
+          <w:rFonts w:asciiTheme="minorHAnsi" w:eastAsiaTheme="minorHAnsi" w:hAnsiTheme="minorHAnsi" w:cs="Arial"/>
+          <w:noProof/>
+          <w:color w:val="1F497D" w:themeColor="text2"/>
+          <w:sz w:val="40"/>
+          <w:szCs w:val="40"/>
+          <w:rtl/>
+        </w:rPr>
+        <w:t>مستند أكا</w:t>
+      </w:r>
+      <w:r>
+        <w:rPr>
+          <w:rStyle w:val="Hyperlink"/>
+          <w:rFonts w:asciiTheme="minorHAnsi" w:eastAsiaTheme="minorHAnsi" w:hAnsiTheme="minorHAnsi" w:cs="Arial"/>
+          <w:noProof/>
+          <w:color w:val="1F497D" w:themeColor="text2"/>
+          <w:sz w:val="40"/>
+          <w:szCs w:val="40"/>
+          <w:rtl/>
+        </w:rPr>
+        <w:t>د</w:t>
+      </w:r>
+      <w:r>
+        <w:rPr>
+          <w:rStyle w:val="Hyperlink"/>
+          <w:rFonts w:asciiTheme="minorHAnsi" w:eastAsiaTheme="minorHAnsi" w:hAnsiTheme="minorHAnsi" w:cs="Arial"/>
+          <w:noProof/>
+          <w:color w:val="1F497D" w:themeColor="text2"/>
+          <w:sz w:val="40"/>
+          <w:szCs w:val="40"/>
+          <w:rtl/>
+        </w:rPr>
+        <w:t>يمي</w:t>
+      </w:r>
+    </w:hyperlink>
+  </w:p>
+  <w:p>
+    <w:pPr>
+      <w:pStyle w:val="Footer"/>
+    </w:pPr>
+    <w:r>
+      <w:rPr>
+        <w:rFonts w:asciiTheme="minorBidi" w:hAnsiTheme="minorBidi"/>
+        <w:sz w:val="18"/>
+        <w:szCs w:val="18"/>
+      </w:rPr>
+      <w:tab/>
+    </w:r>
+    <w:r>
+      <w:rPr>
+        <w:rFonts w:asciiTheme="minorBidi" w:hAnsiTheme="minorBidi"/>
+        <w:sz w:val="18"/>
+        <w:szCs w:val="18"/>
+      </w:rPr>
+      <w:tab/>
+    </w:r>
+  </w:p>
   <w:p>
     <w:pPr>
       <w:pStyle w:val="Footer"/>
@@ -8528,6 +8657,18 @@
       <w:shd w:val="clear" w:color="auto" w:fill="E1DFDD"/>
     </w:rPr>
   </w:style>
+  <w:style w:type="character" w:styleId="FollowedHyperlink">
+    <w:name w:val="FollowedHyperlink"/>
+    <w:basedOn w:val="DefaultParagraphFont"/>
+    <w:uiPriority w:val="99"/>
+    <w:semiHidden/>
+    <w:unhideWhenUsed/>
+    <w:rsid w:val="0037717C"/>
+    <w:rPr>
+      <w:color w:val="800080" w:themeColor="followedHyperlink"/>
+      <w:u w:val="single"/>
+    </w:rPr>
+  </w:style>
 </w:styles>
 </file>
 
